--- a/backend-exhibits/SharePoint to Egnyte Advanced Plan - Advanced Not Included.docx
+++ b/backend-exhibits/SharePoint to Egnyte Advanced Plan - Advanced Not Included.docx
@@ -51,7 +51,7 @@
             </w:pPr>
             <w:r>
               <w:rPr>
-                <w:rFonts w:ascii="Arial" w:eastAsia="Arial" w:hAnsi="Arial" w:cs="Arial"/>
+                <w:rFonts w:ascii="Arial" w:hAnsi="Arial" w:cs="Arial" w:eastAsia="Arial"/>
                 <w:b/>
                 <w:sz w:val="21"/>
                 <w:szCs w:val="21"/>
@@ -85,7 +85,7 @@
             </w:pPr>
             <w:r>
               <w:rPr>
-                <w:rFonts w:ascii="Arial" w:eastAsia="Arial" w:hAnsi="Arial" w:cs="Arial"/>
+                <w:rFonts w:ascii="Arial" w:hAnsi="Arial" w:cs="Arial" w:eastAsia="Arial"/>
                 <w:b/>
                 <w:sz w:val="21"/>
                 <w:szCs w:val="21"/>
@@ -113,7 +113,7 @@
             </w:pPr>
             <w:r>
               <w:rPr>
-                <w:rFonts w:ascii="Arial" w:eastAsia="Arial" w:hAnsi="Arial" w:cs="Arial"/>
+                <w:rFonts w:ascii="Arial" w:hAnsi="Arial" w:cs="Arial" w:eastAsia="Arial"/>
                 <w:sz w:val="21"/>
                 <w:szCs w:val="21"/>
               </w:rPr>
@@ -122,7 +122,7 @@
             <w:proofErr w:type="spellStart"/>
             <w:r>
               <w:rPr>
-                <w:rFonts w:ascii="Arial" w:eastAsia="Arial" w:hAnsi="Arial" w:cs="Arial"/>
+                <w:rFonts w:ascii="Arial" w:hAnsi="Arial" w:cs="Arial" w:eastAsia="Arial"/>
                 <w:sz w:val="21"/>
                 <w:szCs w:val="21"/>
               </w:rPr>
@@ -131,7 +131,7 @@
             <w:proofErr w:type="spellEnd"/>
             <w:r>
               <w:rPr>
-                <w:rFonts w:ascii="Arial" w:eastAsia="Arial" w:hAnsi="Arial" w:cs="Arial"/>
+                <w:rFonts w:ascii="Arial" w:hAnsi="Arial" w:cs="Arial" w:eastAsia="Arial"/>
                 <w:sz w:val="21"/>
                 <w:szCs w:val="21"/>
               </w:rPr>
@@ -165,7 +165,7 @@
             </w:pPr>
             <w:r>
               <w:rPr>
-                <w:rFonts w:ascii="Arial" w:eastAsia="Arial" w:hAnsi="Arial" w:cs="Arial"/>
+                <w:rFonts w:ascii="Arial" w:hAnsi="Arial" w:cs="Arial" w:eastAsia="Arial"/>
                 <w:b/>
                 <w:sz w:val="21"/>
                 <w:szCs w:val="21"/>
@@ -193,7 +193,7 @@
             </w:pPr>
             <w:r>
               <w:rPr>
-                <w:rFonts w:ascii="Arial" w:eastAsia="Arial" w:hAnsi="Arial" w:cs="Arial"/>
+                <w:rFonts w:ascii="Arial" w:hAnsi="Arial" w:cs="Arial" w:eastAsia="Arial"/>
                 <w:sz w:val="21"/>
                 <w:szCs w:val="21"/>
               </w:rPr>
@@ -226,7 +226,7 @@
             </w:pPr>
             <w:r>
               <w:rPr>
-                <w:rFonts w:ascii="Arial" w:eastAsia="Arial" w:hAnsi="Arial" w:cs="Arial"/>
+                <w:rFonts w:ascii="Arial" w:hAnsi="Arial" w:cs="Arial" w:eastAsia="Arial"/>
                 <w:b/>
                 <w:sz w:val="21"/>
                 <w:szCs w:val="21"/>
@@ -254,7 +254,7 @@
             </w:pPr>
             <w:r>
               <w:rPr>
-                <w:rFonts w:ascii="Arial" w:eastAsia="Arial" w:hAnsi="Arial" w:cs="Arial"/>
+                <w:rFonts w:ascii="Arial" w:hAnsi="Arial" w:cs="Arial" w:eastAsia="Arial"/>
                 <w:sz w:val="21"/>
                 <w:szCs w:val="21"/>
               </w:rPr>
@@ -287,7 +287,7 @@
             </w:pPr>
             <w:r>
               <w:rPr>
-                <w:rFonts w:ascii="Arial" w:eastAsia="Arial" w:hAnsi="Arial" w:cs="Arial"/>
+                <w:rFonts w:ascii="Arial" w:hAnsi="Arial" w:cs="Arial" w:eastAsia="Arial"/>
                 <w:b/>
                 <w:sz w:val="21"/>
                 <w:szCs w:val="21"/>
@@ -316,7 +316,7 @@
             <w:proofErr w:type="spellStart"/>
             <w:r>
               <w:rPr>
-                <w:rFonts w:ascii="Arial" w:eastAsia="Arial" w:hAnsi="Arial" w:cs="Arial"/>
+                <w:rFonts w:ascii="Arial" w:hAnsi="Arial" w:cs="Arial" w:eastAsia="Arial"/>
                 <w:sz w:val="21"/>
                 <w:szCs w:val="21"/>
               </w:rPr>
@@ -325,7 +325,7 @@
             <w:proofErr w:type="spellEnd"/>
             <w:r>
               <w:rPr>
-                <w:rFonts w:ascii="Arial" w:eastAsia="Arial" w:hAnsi="Arial" w:cs="Arial"/>
+                <w:rFonts w:ascii="Arial" w:hAnsi="Arial" w:cs="Arial" w:eastAsia="Arial"/>
                 <w:sz w:val="21"/>
                 <w:szCs w:val="21"/>
               </w:rPr>
@@ -358,7 +358,7 @@
             </w:pPr>
             <w:r>
               <w:rPr>
-                <w:rFonts w:ascii="Arial" w:eastAsia="Arial" w:hAnsi="Arial" w:cs="Arial"/>
+                <w:rFonts w:ascii="Arial" w:hAnsi="Arial" w:cs="Arial" w:eastAsia="Arial"/>
                 <w:b/>
                 <w:sz w:val="21"/>
                 <w:szCs w:val="21"/>
@@ -387,7 +387,7 @@
             <w:proofErr w:type="spellStart"/>
             <w:r>
               <w:rPr>
-                <w:rFonts w:ascii="Arial" w:eastAsia="Arial" w:hAnsi="Arial" w:cs="Arial"/>
+                <w:rFonts w:ascii="Arial" w:hAnsi="Arial" w:cs="Arial" w:eastAsia="Arial"/>
                 <w:sz w:val="21"/>
                 <w:szCs w:val="21"/>
               </w:rPr>
@@ -396,7 +396,7 @@
             <w:proofErr w:type="spellEnd"/>
             <w:r>
               <w:rPr>
-                <w:rFonts w:ascii="Arial" w:eastAsia="Arial" w:hAnsi="Arial" w:cs="Arial"/>
+                <w:rFonts w:ascii="Arial" w:hAnsi="Arial" w:cs="Arial" w:eastAsia="Arial"/>
                 <w:sz w:val="21"/>
                 <w:szCs w:val="21"/>
               </w:rPr>
@@ -429,7 +429,7 @@
             </w:pPr>
             <w:r>
               <w:rPr>
-                <w:rFonts w:ascii="Arial" w:eastAsia="Arial" w:hAnsi="Arial" w:cs="Arial"/>
+                <w:rFonts w:ascii="Arial" w:hAnsi="Arial" w:cs="Arial" w:eastAsia="Arial"/>
                 <w:b/>
                 <w:sz w:val="21"/>
                 <w:szCs w:val="21"/>
@@ -458,7 +458,7 @@
             <w:proofErr w:type="spellStart"/>
             <w:r>
               <w:rPr>
-                <w:rFonts w:ascii="Arial" w:eastAsia="Arial" w:hAnsi="Arial" w:cs="Arial"/>
+                <w:rFonts w:ascii="Arial" w:hAnsi="Arial" w:cs="Arial" w:eastAsia="Arial"/>
                 <w:sz w:val="21"/>
                 <w:szCs w:val="21"/>
               </w:rPr>
@@ -467,7 +467,7 @@
             <w:proofErr w:type="spellEnd"/>
             <w:r>
               <w:rPr>
-                <w:rFonts w:ascii="Arial" w:eastAsia="Arial" w:hAnsi="Arial" w:cs="Arial"/>
+                <w:rFonts w:ascii="Arial" w:hAnsi="Arial" w:cs="Arial" w:eastAsia="Arial"/>
                 <w:sz w:val="21"/>
                 <w:szCs w:val="21"/>
               </w:rPr>
@@ -500,7 +500,7 @@
             </w:pPr>
             <w:r>
               <w:rPr>
-                <w:rFonts w:ascii="Arial" w:eastAsia="Arial" w:hAnsi="Arial" w:cs="Arial"/>
+                <w:rFonts w:ascii="Arial" w:hAnsi="Arial" w:cs="Arial" w:eastAsia="Arial"/>
                 <w:b/>
                 <w:sz w:val="21"/>
                 <w:szCs w:val="21"/>
@@ -529,7 +529,7 @@
             <w:proofErr w:type="spellStart"/>
             <w:r>
               <w:rPr>
-                <w:rFonts w:ascii="Arial" w:eastAsia="Arial" w:hAnsi="Arial" w:cs="Arial"/>
+                <w:rFonts w:ascii="Arial" w:hAnsi="Arial" w:cs="Arial" w:eastAsia="Arial"/>
                 <w:sz w:val="21"/>
                 <w:szCs w:val="21"/>
               </w:rPr>
@@ -538,7 +538,7 @@
             <w:proofErr w:type="spellEnd"/>
             <w:r>
               <w:rPr>
-                <w:rFonts w:ascii="Arial" w:eastAsia="Arial" w:hAnsi="Arial" w:cs="Arial"/>
+                <w:rFonts w:ascii="Arial" w:hAnsi="Arial" w:cs="Arial" w:eastAsia="Arial"/>
                 <w:sz w:val="21"/>
                 <w:szCs w:val="21"/>
               </w:rPr>
@@ -571,7 +571,7 @@
             </w:pPr>
             <w:r>
               <w:rPr>
-                <w:rFonts w:ascii="Arial" w:eastAsia="Arial" w:hAnsi="Arial" w:cs="Arial"/>
+                <w:rFonts w:ascii="Arial" w:hAnsi="Arial" w:cs="Arial" w:eastAsia="Arial"/>
                 <w:b/>
                 <w:sz w:val="21"/>
                 <w:szCs w:val="21"/>
@@ -600,7 +600,7 @@
             <w:proofErr w:type="spellStart"/>
             <w:r>
               <w:rPr>
-                <w:rFonts w:ascii="Arial" w:eastAsia="Arial" w:hAnsi="Arial" w:cs="Arial"/>
+                <w:rFonts w:ascii="Arial" w:hAnsi="Arial" w:cs="Arial" w:eastAsia="Arial"/>
                 <w:sz w:val="21"/>
                 <w:szCs w:val="21"/>
               </w:rPr>
@@ -609,7 +609,7 @@
             <w:proofErr w:type="spellEnd"/>
             <w:r>
               <w:rPr>
-                <w:rFonts w:ascii="Arial" w:eastAsia="Arial" w:hAnsi="Arial" w:cs="Arial"/>
+                <w:rFonts w:ascii="Arial" w:hAnsi="Arial" w:cs="Arial" w:eastAsia="Arial"/>
                 <w:sz w:val="21"/>
                 <w:szCs w:val="21"/>
               </w:rPr>
@@ -618,7 +618,7 @@
             <w:proofErr w:type="gramStart"/>
             <w:r>
               <w:rPr>
-                <w:rFonts w:ascii="Arial" w:eastAsia="Arial" w:hAnsi="Arial" w:cs="Arial"/>
+                <w:rFonts w:ascii="Arial" w:hAnsi="Arial" w:cs="Arial" w:eastAsia="Arial"/>
                 <w:sz w:val="21"/>
                 <w:szCs w:val="21"/>
               </w:rPr>
@@ -627,7 +627,7 @@
             <w:proofErr w:type="gramEnd"/>
             <w:r>
               <w:rPr>
-                <w:rFonts w:ascii="Arial" w:eastAsia="Arial" w:hAnsi="Arial" w:cs="Arial"/>
+                <w:rFonts w:ascii="Arial" w:hAnsi="Arial" w:cs="Arial" w:eastAsia="Arial"/>
                 <w:sz w:val="21"/>
                 <w:szCs w:val="21"/>
               </w:rPr>
@@ -660,7 +660,7 @@
             </w:pPr>
             <w:r>
               <w:rPr>
-                <w:rFonts w:ascii="Arial" w:eastAsia="Arial" w:hAnsi="Arial" w:cs="Arial"/>
+                <w:rFonts w:ascii="Arial" w:hAnsi="Arial" w:cs="Arial" w:eastAsia="Arial"/>
                 <w:b/>
                 <w:sz w:val="21"/>
                 <w:szCs w:val="21"/>
@@ -689,7 +689,7 @@
             <w:proofErr w:type="spellStart"/>
             <w:r>
               <w:rPr>
-                <w:rFonts w:ascii="Arial" w:eastAsia="Arial" w:hAnsi="Arial" w:cs="Arial"/>
+                <w:rFonts w:ascii="Arial" w:hAnsi="Arial" w:cs="Arial" w:eastAsia="Arial"/>
                 <w:sz w:val="21"/>
                 <w:szCs w:val="21"/>
               </w:rPr>
@@ -698,7 +698,7 @@
             <w:proofErr w:type="spellEnd"/>
             <w:r>
               <w:rPr>
-                <w:rFonts w:ascii="Arial" w:eastAsia="Arial" w:hAnsi="Arial" w:cs="Arial"/>
+                <w:rFonts w:ascii="Arial" w:hAnsi="Arial" w:cs="Arial" w:eastAsia="Arial"/>
                 <w:sz w:val="21"/>
                 <w:szCs w:val="21"/>
               </w:rPr>
@@ -731,7 +731,7 @@
             </w:pPr>
             <w:r>
               <w:rPr>
-                <w:rFonts w:ascii="Arial" w:eastAsia="Arial" w:hAnsi="Arial" w:cs="Arial"/>
+                <w:rFonts w:ascii="Arial" w:hAnsi="Arial" w:cs="Arial" w:eastAsia="Arial"/>
                 <w:b/>
                 <w:sz w:val="21"/>
                 <w:szCs w:val="21"/>
@@ -759,7 +759,7 @@
             </w:pPr>
             <w:r>
               <w:rPr>
-                <w:rFonts w:ascii="Arial" w:eastAsia="Arial" w:hAnsi="Arial" w:cs="Arial"/>
+                <w:rFonts w:ascii="Arial" w:hAnsi="Arial" w:cs="Arial" w:eastAsia="Arial"/>
                 <w:sz w:val="21"/>
                 <w:szCs w:val="21"/>
               </w:rPr>
@@ -792,7 +792,7 @@
             </w:pPr>
             <w:r>
               <w:rPr>
-                <w:rFonts w:ascii="Arial" w:eastAsia="Arial" w:hAnsi="Arial" w:cs="Arial"/>
+                <w:rFonts w:ascii="Arial" w:hAnsi="Arial" w:cs="Arial" w:eastAsia="Arial"/>
                 <w:b/>
                 <w:sz w:val="21"/>
                 <w:szCs w:val="21"/>
@@ -820,7 +820,7 @@
             </w:pPr>
             <w:r>
               <w:rPr>
-                <w:rFonts w:ascii="Arial" w:eastAsia="Arial" w:hAnsi="Arial" w:cs="Arial"/>
+                <w:rFonts w:ascii="Arial" w:hAnsi="Arial" w:cs="Arial" w:eastAsia="Arial"/>
                 <w:sz w:val="21"/>
                 <w:szCs w:val="21"/>
               </w:rPr>
@@ -853,7 +853,7 @@
             </w:pPr>
             <w:r>
               <w:rPr>
-                <w:rFonts w:ascii="Arial" w:eastAsia="Arial" w:hAnsi="Arial" w:cs="Arial"/>
+                <w:rFonts w:ascii="Arial" w:hAnsi="Arial" w:cs="Arial" w:eastAsia="Arial"/>
                 <w:b/>
                 <w:sz w:val="21"/>
                 <w:szCs w:val="21"/>
@@ -881,7 +881,7 @@
             </w:pPr>
             <w:r>
               <w:rPr>
-                <w:rFonts w:ascii="Arial" w:eastAsia="Arial" w:hAnsi="Arial" w:cs="Arial"/>
+                <w:rFonts w:ascii="Arial" w:hAnsi="Arial" w:cs="Arial" w:eastAsia="Arial"/>
                 <w:sz w:val="21"/>
                 <w:szCs w:val="21"/>
               </w:rPr>
@@ -914,7 +914,7 @@
             </w:pPr>
             <w:r>
               <w:rPr>
-                <w:rFonts w:ascii="Arial" w:eastAsia="Arial" w:hAnsi="Arial" w:cs="Arial"/>
+                <w:rFonts w:ascii="Arial" w:hAnsi="Arial" w:cs="Arial" w:eastAsia="Arial"/>
                 <w:b/>
                 <w:sz w:val="21"/>
                 <w:szCs w:val="21"/>
@@ -942,7 +942,7 @@
             </w:pPr>
             <w:r>
               <w:rPr>
-                <w:rFonts w:ascii="Arial" w:eastAsia="Arial" w:hAnsi="Arial" w:cs="Arial"/>
+                <w:rFonts w:ascii="Arial" w:hAnsi="Arial" w:cs="Arial" w:eastAsia="Arial"/>
                 <w:sz w:val="21"/>
                 <w:szCs w:val="21"/>
               </w:rPr>
@@ -967,10 +967,10 @@
   <w:docDefaults>
     <w:rPrDefault>
       <w:rPr>
-        <w:rFonts w:asciiTheme="minorHAnsi" w:eastAsiaTheme="minorEastAsia" w:hAnsiTheme="minorHAnsi" w:cstheme="minorBidi"/>
+        <w:rFonts w:ascii="Arial" w:hAnsi="Arial" w:cs="Arial" w:eastAsia="Arial"/>
         <w:kern w:val="2"/>
-        <w:sz w:val="24"/>
-        <w:szCs w:val="24"/>
+        <w:sz w:val="21"/>
+        <w:szCs w:val="21"/>
         <w:lang w:val="en-IN" w:eastAsia="en-IN" w:bidi="ar-SA"/>
         <w14:ligatures w14:val="standardContextual"/>
       </w:rPr>
@@ -1366,9 +1366,9 @@
       <w:spacing w:line="259" w:lineRule="auto"/>
     </w:pPr>
     <w:rPr>
-      <w:rFonts w:ascii="Calibri" w:eastAsia="Calibri" w:hAnsi="Calibri" w:cs="Calibri"/>
+      <w:rFonts w:ascii="Arial" w:hAnsi="Arial" w:cs="Arial" w:eastAsia="Arial"/>
       <w:color w:val="000000"/>
-      <w:sz w:val="22"/>
+      <w:sz w:val="21"/>
     </w:rPr>
   </w:style>
   <w:style w:type="character" w:default="1" w:styleId="DefaultParagraphFont">
